--- a/docs/Apendice_A_Diagramas.docx
+++ b/docs/Apendice_A_Diagramas.docx
@@ -96,7 +96,7 @@
           <w:rFonts w:ascii="Times New Roman" w:hAnsi="Times New Roman" w:cs="Times New Roman" w:eastAsia="Times New Roman"/>
           <w:sz w:val="24"/>
         </w:rPr>
-        <w:t>, no repositório do trabalho (https://github.com/Richardy-Rodrigues/hubservi). A versão navegável deste documento, com os diagramas renderizados pelo próprio GitHub, está em https://github.com/Richardy-Rodrigues/hubservi/blob/tcc-v1/docs/tcc/apendice-a-diagramas.md.</w:t>
+        <w:t>, no repositório do trabalho (https://github.com/Richardy-Rodrigues/hubservi). A versão navegável deste documento, com os diagramas renderizados pelo próprio GitHub, está em https://github.com/Richardy-Rodrigues/hubservi/blob/tcc-v2/docs/tcc/apendice-a-diagramas.md.</w:t>
       </w:r>
     </w:p>
     <w:p>
@@ -109,7 +109,7 @@
           <w:rFonts w:ascii="Times New Roman" w:hAnsi="Times New Roman" w:cs="Times New Roman" w:eastAsia="Times New Roman"/>
           <w:sz w:val="24"/>
         </w:rPr>
-        <w:t>O protocolo de reprodução das medições reportadas na Seção 7 do artigo — incluindo o que não é reproduzível e por quê — está no Apêndice B (VIEIRA; COSTA, 2026b), disponível em https://github.com/Richardy-Rodrigues/hubservi/blob/tcc-v1/docs/tcc/apendice-b-reproducao.md.</w:t>
+        <w:t>O protocolo de reprodução das medições reportadas na Seção 7 do artigo — incluindo o que não é reproduzível e por quê — está no Apêndice B (VIEIRA; COSTA, 2026b), disponível em https://github.com/Richardy-Rodrigues/hubservi/blob/tcc-v2/docs/tcc/apendice-b-reproducao.md.</w:t>
       </w:r>
     </w:p>
     <w:p>
